--- a/Documenten/Logboek_project.docx
+++ b/Documenten/Logboek_project.docx
@@ -902,7 +902,7 @@
               <w:rPr>
                 <w:b/>
               </w:rPr>
-              <w:t>17-12-2025</w:t>
+              <w:t>17-1-2025</w:t>
             </w:r>
           </w:p>
           <w:p>
@@ -1505,6 +1505,12 @@
                 <w:b/>
               </w:rPr>
             </w:pPr>
+            <w:r>
+              <w:rPr>
+                <w:b/>
+              </w:rPr>
+              <w:t>De communicatie</w:t>
+            </w:r>
           </w:p>
           <w:p>
             <w:pPr>
@@ -1807,6 +1813,19 @@
                 <w:b/>
               </w:rPr>
             </w:pPr>
+            <w:r>
+              <w:rPr>
+                <w:b/>
+              </w:rPr>
+              <w:t>05-01-2025</w:t>
+            </w:r>
+          </w:p>
+          <w:p>
+            <w:pPr>
+              <w:rPr>
+                <w:b/>
+              </w:rPr>
+            </w:pPr>
           </w:p>
         </w:tc>
         <w:tc>
@@ -1841,6 +1860,12 @@
                 <w:b/>
               </w:rPr>
             </w:pPr>
+            <w:r>
+              <w:rPr>
+                <w:b/>
+              </w:rPr>
+              <w:t>2</w:t>
+            </w:r>
           </w:p>
         </w:tc>
       </w:tr>
@@ -1883,7 +1908,7 @@
                 <w:b/>
                 <w:i/>
               </w:rPr>
-              <w:t>Zet hier wie aanwezig was en wie afwezig?</w:t>
+              <w:t>Baray was er, angel een paar keer.</w:t>
             </w:r>
             <w:r>
               <w:rPr>
@@ -1927,6 +1952,25 @@
                 <w:b/>
               </w:rPr>
             </w:pPr>
+            <w:r>
+              <w:rPr>
+                <w:b/>
+              </w:rPr>
+              <w:t>De Design</w:t>
+            </w:r>
+          </w:p>
+          <w:p>
+            <w:pPr>
+              <w:rPr>
+                <w:b/>
+              </w:rPr>
+            </w:pPr>
+            <w:r>
+              <w:rPr>
+                <w:b/>
+              </w:rPr>
+              <w:t>En start aan de index page</w:t>
+            </w:r>
           </w:p>
           <w:p>
             <w:pPr>
@@ -1983,6 +2027,12 @@
                 <w:b/>
               </w:rPr>
             </w:pPr>
+            <w:r>
+              <w:rPr>
+                <w:b/>
+              </w:rPr>
+              <w:t xml:space="preserve"> Heel veel</w:t>
+            </w:r>
           </w:p>
           <w:p>
             <w:pPr>
@@ -2057,6 +2107,12 @@
                 <w:b/>
               </w:rPr>
             </w:pPr>
+            <w:r>
+              <w:rPr>
+                <w:b/>
+              </w:rPr>
+              <w:t>Door vaker met elkaar te communiceren. En het tempo te verhogen.</w:t>
+            </w:r>
           </w:p>
           <w:p>
             <w:pPr>
@@ -2224,6 +2280,19 @@
                 <w:b/>
               </w:rPr>
             </w:pPr>
+            <w:r>
+              <w:rPr>
+                <w:b/>
+              </w:rPr>
+              <w:t>05-01-2025</w:t>
+            </w:r>
+          </w:p>
+          <w:p>
+            <w:pPr>
+              <w:rPr>
+                <w:b/>
+              </w:rPr>
+            </w:pPr>
           </w:p>
           <w:p>
             <w:pPr>
@@ -2265,6 +2334,12 @@
                 <w:b/>
               </w:rPr>
             </w:pPr>
+            <w:r>
+              <w:rPr>
+                <w:b/>
+              </w:rPr>
+              <w:t>2</w:t>
+            </w:r>
           </w:p>
         </w:tc>
       </w:tr>
@@ -2305,6 +2380,12 @@
                 <w:b/>
               </w:rPr>
             </w:pPr>
+            <w:r>
+              <w:rPr>
+                <w:b/>
+              </w:rPr>
+              <w:t>Dat Baray het design heeft gefixed en dat de communicatie iets beter is geworden.</w:t>
+            </w:r>
           </w:p>
           <w:p>
             <w:pPr>
@@ -2368,6 +2449,12 @@
                 <w:b/>
               </w:rPr>
             </w:pPr>
+            <w:r>
+              <w:rPr>
+                <w:b/>
+              </w:rPr>
+              <w:t>De communicatie</w:t>
+            </w:r>
           </w:p>
           <w:p>
             <w:pPr>
@@ -2423,6 +2510,19 @@
                 <w:b/>
               </w:rPr>
               <w:t>Actiepunt voor volgende Sprint</w:t>
+            </w:r>
+          </w:p>
+          <w:p>
+            <w:pPr>
+              <w:rPr>
+                <w:b/>
+              </w:rPr>
+            </w:pPr>
+            <w:r>
+              <w:rPr>
+                <w:b/>
+              </w:rPr>
+              <w:t>Sneller werken en plannen</w:t>
             </w:r>
           </w:p>
           <w:p>
@@ -2667,6 +2767,12 @@
                 <w:b/>
               </w:rPr>
             </w:pPr>
+            <w:r>
+              <w:rPr>
+                <w:b/>
+              </w:rPr>
+              <w:t>12-01-2025</w:t>
+            </w:r>
           </w:p>
           <w:p>
             <w:pPr>
@@ -2701,6 +2807,12 @@
                 <w:b/>
               </w:rPr>
             </w:pPr>
+            <w:r>
+              <w:rPr>
+                <w:b/>
+              </w:rPr>
+              <w:t>3</w:t>
+            </w:r>
           </w:p>
           <w:p>
             <w:pPr>
@@ -2750,7 +2862,7 @@
                 <w:b/>
                 <w:i/>
               </w:rPr>
-              <w:t>Zet hier wie aanwezig was en wie afwezig?</w:t>
+              <w:t>Angel was er vaker dan Baray</w:t>
             </w:r>
             <w:r>
               <w:rPr>
@@ -2785,7 +2897,7 @@
               <w:rPr>
                 <w:b/>
               </w:rPr>
-              <w:t>Welke user stories zijn deze sprint afgerond?</w:t>
+              <w:t>De eerste paar paginas zijn gemaakt</w:t>
             </w:r>
           </w:p>
           <w:p>
@@ -2850,6 +2962,12 @@
                 <w:b/>
               </w:rPr>
             </w:pPr>
+            <w:r>
+              <w:rPr>
+                <w:b/>
+              </w:rPr>
+              <w:t>Nog een paar opdrachten zoals paginas en sprints afronden</w:t>
+            </w:r>
           </w:p>
           <w:p>
             <w:pPr>
@@ -2917,6 +3035,12 @@
                 <w:i/>
               </w:rPr>
             </w:pPr>
+            <w:r>
+              <w:rPr>
+                <w:i/>
+              </w:rPr>
+              <w:t>Door harder te werken en beter de opdrachten door te lezen met concentratie</w:t>
+            </w:r>
           </w:p>
           <w:p>
             <w:pPr>
@@ -3091,6 +3215,12 @@
                 <w:b/>
               </w:rPr>
             </w:pPr>
+            <w:r>
+              <w:rPr>
+                <w:b/>
+              </w:rPr>
+              <w:t>12-01-2025</w:t>
+            </w:r>
           </w:p>
           <w:p>
             <w:pPr>
@@ -3125,6 +3255,12 @@
                 <w:b/>
               </w:rPr>
             </w:pPr>
+            <w:r>
+              <w:rPr>
+                <w:b/>
+              </w:rPr>
+              <w:t>3</w:t>
+            </w:r>
           </w:p>
           <w:p>
             <w:pPr>
@@ -3172,13 +3308,12 @@
                 <w:b/>
               </w:rPr>
             </w:pPr>
-          </w:p>
-          <w:p>
-            <w:pPr>
-              <w:rPr>
-                <w:b/>
-              </w:rPr>
-            </w:pPr>
+            <w:r>
+              <w:rPr>
+                <w:b/>
+              </w:rPr>
+              <w:t>Het bouwen van de paginas ging snel en netjes</w:t>
+            </w:r>
           </w:p>
           <w:p>
             <w:pPr>
@@ -3242,6 +3377,12 @@
                 <w:b/>
               </w:rPr>
             </w:pPr>
+            <w:r>
+              <w:rPr>
+                <w:b/>
+              </w:rPr>
+              <w:t>Het tempo in het algemeen is nog erg traag</w:t>
+            </w:r>
           </w:p>
           <w:p>
             <w:pPr>
@@ -3488,6 +3629,12 @@
                 <w:b/>
               </w:rPr>
             </w:pPr>
+            <w:r>
+              <w:rPr>
+                <w:b/>
+              </w:rPr>
+              <w:t>20-01-2025</w:t>
+            </w:r>
           </w:p>
           <w:p>
             <w:pPr>
@@ -3522,13 +3669,12 @@
                 <w:b/>
               </w:rPr>
             </w:pPr>
-          </w:p>
-          <w:p>
-            <w:pPr>
-              <w:rPr>
-                <w:b/>
-              </w:rPr>
-            </w:pPr>
+            <w:r>
+              <w:rPr>
+                <w:b/>
+              </w:rPr>
+              <w:t>4</w:t>
+            </w:r>
           </w:p>
         </w:tc>
       </w:tr>
@@ -3571,21 +3717,7 @@
                 <w:b/>
                 <w:i/>
               </w:rPr>
-              <w:t>Zet hier wie aanwezig was en wie afwezig?</w:t>
-            </w:r>
-            <w:r>
-              <w:rPr>
-                <w:b/>
-                <w:sz w:val="40"/>
-                <w:szCs w:val="40"/>
-              </w:rPr>
-              <w:t xml:space="preserve">  </w:t>
-            </w:r>
-            <w:r>
-              <w:rPr>
-                <w:b/>
-              </w:rPr>
-              <w:br/>
+              <w:t>We waren allebei aanwezig</w:t>
             </w:r>
           </w:p>
         </w:tc>
@@ -3615,6 +3747,12 @@
                 <w:b/>
               </w:rPr>
             </w:pPr>
+            <w:r>
+              <w:rPr>
+                <w:b/>
+              </w:rPr>
+              <w:t xml:space="preserve">Alle paginas en dergelijke </w:t>
+            </w:r>
           </w:p>
           <w:p>
             <w:pPr>
@@ -3671,6 +3809,12 @@
                 <w:b/>
               </w:rPr>
             </w:pPr>
+            <w:r>
+              <w:rPr>
+                <w:b/>
+              </w:rPr>
+              <w:t xml:space="preserve">2paginas </w:t>
+            </w:r>
           </w:p>
           <w:p>
             <w:pPr>
@@ -3738,6 +3882,12 @@
                 <w:i/>
               </w:rPr>
             </w:pPr>
+            <w:r>
+              <w:rPr>
+                <w:i/>
+              </w:rPr>
+              <w:t>We moeten de laatste details nog bespreken voor de rest is het plan duidelijk</w:t>
+            </w:r>
           </w:p>
           <w:p>
             <w:pPr>
@@ -3912,6 +4062,19 @@
                 <w:b/>
               </w:rPr>
             </w:pPr>
+            <w:r>
+              <w:rPr>
+                <w:b/>
+              </w:rPr>
+              <w:t>20-01-2025</w:t>
+            </w:r>
+          </w:p>
+          <w:p>
+            <w:pPr>
+              <w:rPr>
+                <w:b/>
+              </w:rPr>
+            </w:pPr>
           </w:p>
           <w:p>
             <w:pPr>
@@ -3946,13 +4109,12 @@
                 <w:b/>
               </w:rPr>
             </w:pPr>
-          </w:p>
-          <w:p>
-            <w:pPr>
-              <w:rPr>
-                <w:b/>
-              </w:rPr>
-            </w:pPr>
+            <w:r>
+              <w:rPr>
+                <w:b/>
+              </w:rPr>
+              <w:t>4</w:t>
+            </w:r>
           </w:p>
         </w:tc>
       </w:tr>
@@ -3993,6 +4155,12 @@
                 <w:b/>
               </w:rPr>
             </w:pPr>
+            <w:r>
+              <w:rPr>
+                <w:b/>
+              </w:rPr>
+              <w:t>Alles is bijna af dat is zeker goed</w:t>
+            </w:r>
           </w:p>
           <w:p>
             <w:pPr>
@@ -4063,6 +4231,1810 @@
                 <w:b/>
               </w:rPr>
             </w:pPr>
+            <w:r>
+              <w:rPr>
+                <w:b/>
+              </w:rPr>
+              <w:t>De communicatie blijft een ding</w:t>
+            </w:r>
+          </w:p>
+          <w:p>
+            <w:pPr>
+              <w:rPr>
+                <w:b/>
+              </w:rPr>
+            </w:pPr>
+          </w:p>
+          <w:p>
+            <w:pPr>
+              <w:rPr>
+                <w:b/>
+              </w:rPr>
+            </w:pPr>
+          </w:p>
+          <w:p>
+            <w:pPr>
+              <w:rPr>
+                <w:b/>
+              </w:rPr>
+            </w:pPr>
+          </w:p>
+          <w:p>
+            <w:pPr>
+              <w:rPr>
+                <w:b/>
+              </w:rPr>
+            </w:pPr>
+          </w:p>
+          <w:p>
+            <w:pPr>
+              <w:rPr>
+                <w:b/>
+              </w:rPr>
+            </w:pPr>
+          </w:p>
+        </w:tc>
+      </w:tr>
+    </w:tbl>
+    <w:p>
+      <w:pPr>
+        <w:rPr>
+          <w:b/>
+        </w:rPr>
+      </w:pPr>
+    </w:p>
+    <w:p>
+      <w:pPr>
+        <w:rPr>
+          <w:b/>
+        </w:rPr>
+      </w:pPr>
+    </w:p>
+    <w:p>
+      <w:pPr>
+        <w:rPr>
+          <w:b/>
+        </w:rPr>
+      </w:pPr>
+    </w:p>
+    <w:p>
+      <w:pPr>
+        <w:rPr>
+          <w:b/>
+        </w:rPr>
+      </w:pPr>
+    </w:p>
+    <w:p>
+      <w:pPr>
+        <w:rPr>
+          <w:b/>
+        </w:rPr>
+      </w:pPr>
+    </w:p>
+    <w:p>
+      <w:pPr>
+        <w:rPr>
+          <w:rFonts w:ascii="Tahoma" w:hAnsi="Tahoma" w:cs="Tahoma"/>
+          <w:b/>
+          <w:bCs/>
+          <w:sz w:val="52"/>
+          <w:szCs w:val="52"/>
+          <w:lang w:val="en-US"/>
+        </w:rPr>
+      </w:pPr>
+      <w:r>
+        <w:rPr>
+          <w:rFonts w:ascii="Tahoma" w:hAnsi="Tahoma" w:cs="Tahoma"/>
+          <w:b/>
+          <w:bCs/>
+          <w:sz w:val="52"/>
+          <w:szCs w:val="52"/>
+          <w:lang w:val="en-US"/>
+        </w:rPr>
+        <w:lastRenderedPageBreak/>
+        <w:t xml:space="preserve">Sprint </w:t>
+      </w:r>
+      <w:r>
+        <w:rPr>
+          <w:rFonts w:ascii="Tahoma" w:hAnsi="Tahoma" w:cs="Tahoma"/>
+          <w:b/>
+          <w:bCs/>
+          <w:sz w:val="52"/>
+          <w:szCs w:val="52"/>
+          <w:lang w:val="en-US"/>
+        </w:rPr>
+        <w:t>5</w:t>
+      </w:r>
+    </w:p>
+    <w:p>
+      <w:pPr>
+        <w:rPr>
+          <w:i/>
+        </w:rPr>
+      </w:pPr>
+      <w:r>
+        <w:rPr>
+          <w:i/>
+        </w:rPr>
+        <w:t xml:space="preserve">Vul in na elke </w:t>
+      </w:r>
+      <w:r>
+        <w:rPr>
+          <w:i/>
+        </w:rPr>
+        <w:t>Review</w:t>
+      </w:r>
+    </w:p>
+    <w:tbl>
+      <w:tblPr>
+        <w:tblStyle w:val="Tabelraster"/>
+        <w:tblW w:w="0" w:type="auto"/>
+        <w:tblLook w:val="04A0" w:firstRow="1" w:lastRow="0" w:firstColumn="1" w:lastColumn="0" w:noHBand="0" w:noVBand="1"/>
+      </w:tblPr>
+      <w:tblGrid>
+        <w:gridCol w:w="5778"/>
+        <w:gridCol w:w="1674"/>
+        <w:gridCol w:w="1476"/>
+      </w:tblGrid>
+      <w:tr>
+        <w:trPr>
+          <w:trHeight w:val="689"/>
+        </w:trPr>
+        <w:tc>
+          <w:tcPr>
+            <w:tcW w:w="5778" w:type="dxa"/>
+          </w:tcPr>
+          <w:p>
+            <w:pPr>
+              <w:rPr>
+                <w:b/>
+                <w:sz w:val="14"/>
+                <w:szCs w:val="14"/>
+              </w:rPr>
+            </w:pPr>
+            <w:r>
+              <w:rPr>
+                <w:i/>
+              </w:rPr>
+              <w:br w:type="page"/>
+            </w:r>
+          </w:p>
+          <w:p>
+            <w:pPr>
+              <w:rPr>
+                <w:b/>
+              </w:rPr>
+            </w:pPr>
+            <w:r>
+              <w:rPr>
+                <w:b/>
+                <w:sz w:val="40"/>
+                <w:szCs w:val="40"/>
+              </w:rPr>
+              <w:t>Sprint Re</w:t>
+            </w:r>
+            <w:r>
+              <w:rPr>
+                <w:b/>
+                <w:sz w:val="40"/>
+                <w:szCs w:val="40"/>
+              </w:rPr>
+              <w:t xml:space="preserve">view   </w:t>
+            </w:r>
+            <w:r>
+              <w:rPr>
+                <w:b/>
+                <w:sz w:val="40"/>
+                <w:szCs w:val="40"/>
+              </w:rPr>
+              <w:t xml:space="preserve"> </w:t>
+            </w:r>
+            <w:r>
+              <w:rPr>
+                <w:b/>
+                <w:i/>
+              </w:rPr>
+              <w:t xml:space="preserve">WAT </w:t>
+            </w:r>
+            <w:r>
+              <w:rPr>
+                <w:b/>
+                <w:i/>
+              </w:rPr>
+              <w:t xml:space="preserve">heeft het team </w:t>
+            </w:r>
+            <w:r>
+              <w:rPr>
+                <w:b/>
+                <w:i/>
+              </w:rPr>
+              <w:t>gedaan?</w:t>
+            </w:r>
+            <w:r>
+              <w:rPr>
+                <w:b/>
+                <w:sz w:val="40"/>
+                <w:szCs w:val="40"/>
+              </w:rPr>
+              <w:t xml:space="preserve">       </w:t>
+            </w:r>
+            <w:r>
+              <w:rPr>
+                <w:b/>
+              </w:rPr>
+              <w:t xml:space="preserve">                 </w:t>
+            </w:r>
+          </w:p>
+          <w:p>
+            <w:pPr>
+              <w:rPr>
+                <w:b/>
+              </w:rPr>
+            </w:pPr>
+          </w:p>
+        </w:tc>
+        <w:tc>
+          <w:tcPr>
+            <w:tcW w:w="1674" w:type="dxa"/>
+          </w:tcPr>
+          <w:p>
+            <w:pPr>
+              <w:rPr>
+                <w:sz w:val="20"/>
+                <w:szCs w:val="20"/>
+              </w:rPr>
+            </w:pPr>
+            <w:r>
+              <w:rPr>
+                <w:sz w:val="20"/>
+                <w:szCs w:val="20"/>
+              </w:rPr>
+              <w:t>Datum:</w:t>
+            </w:r>
+          </w:p>
+          <w:p>
+            <w:pPr>
+              <w:rPr>
+                <w:b/>
+              </w:rPr>
+            </w:pPr>
+            <w:r>
+              <w:rPr>
+                <w:b/>
+              </w:rPr>
+              <w:t>2</w:t>
+            </w:r>
+            <w:r>
+              <w:rPr>
+                <w:b/>
+              </w:rPr>
+              <w:t>9</w:t>
+            </w:r>
+            <w:r>
+              <w:rPr>
+                <w:b/>
+              </w:rPr>
+              <w:t>-01-2025</w:t>
+            </w:r>
+          </w:p>
+          <w:p>
+            <w:pPr>
+              <w:rPr>
+                <w:b/>
+              </w:rPr>
+            </w:pPr>
+          </w:p>
+        </w:tc>
+        <w:tc>
+          <w:tcPr>
+            <w:tcW w:w="1476" w:type="dxa"/>
+          </w:tcPr>
+          <w:p>
+            <w:pPr>
+              <w:rPr>
+                <w:sz w:val="20"/>
+                <w:szCs w:val="20"/>
+              </w:rPr>
+            </w:pPr>
+            <w:r>
+              <w:rPr>
+                <w:sz w:val="20"/>
+                <w:szCs w:val="20"/>
+              </w:rPr>
+              <w:t xml:space="preserve">Sprint nr.                      </w:t>
+            </w:r>
+          </w:p>
+          <w:p>
+            <w:pPr>
+              <w:rPr>
+                <w:b/>
+              </w:rPr>
+            </w:pPr>
+            <w:r>
+              <w:rPr>
+                <w:b/>
+              </w:rPr>
+              <w:t>5</w:t>
+            </w:r>
+          </w:p>
+        </w:tc>
+      </w:tr>
+      <w:tr>
+        <w:tc>
+          <w:tcPr>
+            <w:tcW w:w="8928" w:type="dxa"/>
+            <w:gridSpan w:val="3"/>
+          </w:tcPr>
+          <w:p>
+            <w:pPr>
+              <w:rPr>
+                <w:b/>
+              </w:rPr>
+            </w:pPr>
+            <w:r>
+              <w:rPr>
+                <w:b/>
+              </w:rPr>
+              <w:t xml:space="preserve">Aanwezig / Afwezig bij Review:     </w:t>
+            </w:r>
+            <w:r>
+              <w:rPr>
+                <w:b/>
+                <w:sz w:val="40"/>
+                <w:szCs w:val="40"/>
+              </w:rPr>
+              <w:t xml:space="preserve"> </w:t>
+            </w:r>
+            <w:r>
+              <w:rPr>
+                <w:b/>
+                <w:sz w:val="40"/>
+                <w:szCs w:val="40"/>
+              </w:rPr>
+              <w:t xml:space="preserve"> </w:t>
+            </w:r>
+            <w:r>
+              <w:rPr>
+                <w:b/>
+                <w:i/>
+              </w:rPr>
+              <w:t>We waren allebei aanwezig</w:t>
+            </w:r>
+          </w:p>
+        </w:tc>
+      </w:tr>
+      <w:tr>
+        <w:tc>
+          <w:tcPr>
+            <w:tcW w:w="8928" w:type="dxa"/>
+            <w:gridSpan w:val="3"/>
+          </w:tcPr>
+          <w:p>
+            <w:pPr>
+              <w:rPr>
+                <w:b/>
+              </w:rPr>
+            </w:pPr>
+            <w:r>
+              <w:rPr>
+                <w:b/>
+              </w:rPr>
+              <w:t>Welke user stories zijn deze sprint afgerond?</w:t>
+            </w:r>
+          </w:p>
+          <w:p>
+            <w:pPr>
+              <w:rPr>
+                <w:b/>
+              </w:rPr>
+            </w:pPr>
+            <w:r>
+              <w:rPr>
+                <w:b/>
+              </w:rPr>
+              <w:t>Zelfde als sprint 4 werken aan paginas</w:t>
+            </w:r>
+          </w:p>
+          <w:p>
+            <w:pPr>
+              <w:rPr>
+                <w:b/>
+              </w:rPr>
+            </w:pPr>
+          </w:p>
+          <w:p>
+            <w:pPr>
+              <w:rPr>
+                <w:b/>
+              </w:rPr>
+            </w:pPr>
+          </w:p>
+          <w:p>
+            <w:pPr>
+              <w:rPr>
+                <w:b/>
+              </w:rPr>
+            </w:pPr>
+          </w:p>
+          <w:p>
+            <w:pPr>
+              <w:rPr>
+                <w:b/>
+              </w:rPr>
+            </w:pPr>
+          </w:p>
+        </w:tc>
+      </w:tr>
+      <w:tr>
+        <w:tc>
+          <w:tcPr>
+            <w:tcW w:w="8928" w:type="dxa"/>
+            <w:gridSpan w:val="3"/>
+          </w:tcPr>
+          <w:p>
+            <w:pPr>
+              <w:rPr>
+                <w:b/>
+              </w:rPr>
+            </w:pPr>
+            <w:r>
+              <w:rPr>
+                <w:b/>
+              </w:rPr>
+              <w:t>Welke user stories zijn niet afgerond?</w:t>
+            </w:r>
+          </w:p>
+          <w:p>
+            <w:pPr>
+              <w:rPr>
+                <w:b/>
+              </w:rPr>
+            </w:pPr>
+            <w:r>
+              <w:rPr>
+                <w:b/>
+              </w:rPr>
+              <w:t xml:space="preserve">2paginas </w:t>
+            </w:r>
+            <w:r>
+              <w:rPr>
+                <w:b/>
+              </w:rPr>
+              <w:t xml:space="preserve"> 5 in totaal</w:t>
+            </w:r>
+          </w:p>
+          <w:p>
+            <w:pPr>
+              <w:rPr>
+                <w:b/>
+              </w:rPr>
+            </w:pPr>
+          </w:p>
+          <w:p>
+            <w:pPr>
+              <w:rPr>
+                <w:b/>
+              </w:rPr>
+            </w:pPr>
+          </w:p>
+          <w:p>
+            <w:pPr>
+              <w:rPr>
+                <w:b/>
+              </w:rPr>
+            </w:pPr>
+          </w:p>
+        </w:tc>
+      </w:tr>
+      <w:tr>
+        <w:tc>
+          <w:tcPr>
+            <w:tcW w:w="8928" w:type="dxa"/>
+            <w:gridSpan w:val="3"/>
+          </w:tcPr>
+          <w:p>
+            <w:pPr>
+              <w:rPr>
+                <w:b/>
+              </w:rPr>
+            </w:pPr>
+            <w:r>
+              <w:rPr>
+                <w:b/>
+              </w:rPr>
+              <w:t>Hoe gaat het team dit verhelpen: a</w:t>
+            </w:r>
+            <w:r>
+              <w:rPr>
+                <w:b/>
+              </w:rPr>
+              <w:t>ctiepunt</w:t>
+            </w:r>
+            <w:r>
+              <w:rPr>
+                <w:b/>
+              </w:rPr>
+              <w:t xml:space="preserve"> en activiteiten</w:t>
+            </w:r>
+            <w:r>
+              <w:rPr>
+                <w:b/>
+              </w:rPr>
+              <w:t xml:space="preserve"> voor volgende Sprint</w:t>
+            </w:r>
+          </w:p>
+          <w:p>
+            <w:pPr>
+              <w:rPr>
+                <w:i/>
+              </w:rPr>
+            </w:pPr>
+            <w:r>
+              <w:rPr>
+                <w:i/>
+              </w:rPr>
+              <w:t>Werken en de opdrachten maken</w:t>
+            </w:r>
+          </w:p>
+          <w:p>
+            <w:pPr>
+              <w:rPr>
+                <w:b/>
+              </w:rPr>
+            </w:pPr>
+          </w:p>
+          <w:p>
+            <w:pPr>
+              <w:rPr>
+                <w:b/>
+              </w:rPr>
+            </w:pPr>
+          </w:p>
+          <w:p>
+            <w:pPr>
+              <w:rPr>
+                <w:b/>
+              </w:rPr>
+            </w:pPr>
+          </w:p>
+        </w:tc>
+      </w:tr>
+    </w:tbl>
+    <w:p>
+      <w:pPr>
+        <w:rPr>
+          <w:i/>
+        </w:rPr>
+      </w:pPr>
+    </w:p>
+    <w:p>
+      <w:pPr>
+        <w:rPr>
+          <w:i/>
+        </w:rPr>
+      </w:pPr>
+      <w:r>
+        <w:rPr>
+          <w:i/>
+        </w:rPr>
+        <w:t xml:space="preserve">Vul in na elke </w:t>
+      </w:r>
+      <w:r>
+        <w:rPr>
+          <w:i/>
+        </w:rPr>
+        <w:t>Retro</w:t>
+      </w:r>
+    </w:p>
+    <w:tbl>
+      <w:tblPr>
+        <w:tblStyle w:val="Tabelraster"/>
+        <w:tblW w:w="0" w:type="auto"/>
+        <w:tblLook w:val="04A0" w:firstRow="1" w:lastRow="0" w:firstColumn="1" w:lastColumn="0" w:noHBand="0" w:noVBand="1"/>
+      </w:tblPr>
+      <w:tblGrid>
+        <w:gridCol w:w="5778"/>
+        <w:gridCol w:w="1674"/>
+        <w:gridCol w:w="1476"/>
+      </w:tblGrid>
+      <w:tr>
+        <w:tc>
+          <w:tcPr>
+            <w:tcW w:w="5778" w:type="dxa"/>
+          </w:tcPr>
+          <w:p>
+            <w:pPr>
+              <w:rPr>
+                <w:b/>
+                <w:sz w:val="14"/>
+                <w:szCs w:val="14"/>
+              </w:rPr>
+            </w:pPr>
+          </w:p>
+          <w:p>
+            <w:pPr>
+              <w:rPr>
+                <w:b/>
+              </w:rPr>
+            </w:pPr>
+            <w:r>
+              <w:rPr>
+                <w:b/>
+                <w:sz w:val="40"/>
+                <w:szCs w:val="40"/>
+              </w:rPr>
+              <w:t>Sprint Re</w:t>
+            </w:r>
+            <w:r>
+              <w:rPr>
+                <w:b/>
+                <w:sz w:val="40"/>
+                <w:szCs w:val="40"/>
+              </w:rPr>
+              <w:t>tro</w:t>
+            </w:r>
+            <w:r>
+              <w:rPr>
+                <w:b/>
+                <w:sz w:val="40"/>
+                <w:szCs w:val="40"/>
+              </w:rPr>
+              <w:t xml:space="preserve">    </w:t>
+            </w:r>
+            <w:r>
+              <w:rPr>
+                <w:b/>
+                <w:i/>
+              </w:rPr>
+              <w:t>HOE</w:t>
+            </w:r>
+            <w:r>
+              <w:rPr>
+                <w:b/>
+                <w:i/>
+              </w:rPr>
+              <w:t xml:space="preserve"> heeft het team gewerkt</w:t>
+            </w:r>
+            <w:r>
+              <w:rPr>
+                <w:b/>
+              </w:rPr>
+              <w:t>?</w:t>
+            </w:r>
+            <w:r>
+              <w:rPr>
+                <w:b/>
+                <w:sz w:val="40"/>
+                <w:szCs w:val="40"/>
+              </w:rPr>
+              <w:t xml:space="preserve">       </w:t>
+            </w:r>
+            <w:r>
+              <w:rPr>
+                <w:b/>
+              </w:rPr>
+              <w:t xml:space="preserve">                 </w:t>
+            </w:r>
+          </w:p>
+          <w:p>
+            <w:pPr>
+              <w:rPr>
+                <w:b/>
+              </w:rPr>
+            </w:pPr>
+          </w:p>
+        </w:tc>
+        <w:tc>
+          <w:tcPr>
+            <w:tcW w:w="1674" w:type="dxa"/>
+          </w:tcPr>
+          <w:p>
+            <w:pPr>
+              <w:rPr>
+                <w:sz w:val="20"/>
+                <w:szCs w:val="20"/>
+              </w:rPr>
+            </w:pPr>
+            <w:r>
+              <w:rPr>
+                <w:sz w:val="20"/>
+                <w:szCs w:val="20"/>
+              </w:rPr>
+              <w:t>Datum:</w:t>
+            </w:r>
+          </w:p>
+          <w:p>
+            <w:pPr>
+              <w:rPr>
+                <w:b/>
+              </w:rPr>
+            </w:pPr>
+            <w:r>
+              <w:rPr>
+                <w:b/>
+              </w:rPr>
+              <w:t>2</w:t>
+            </w:r>
+            <w:r>
+              <w:rPr>
+                <w:b/>
+              </w:rPr>
+              <w:t>9</w:t>
+            </w:r>
+            <w:r>
+              <w:rPr>
+                <w:b/>
+              </w:rPr>
+              <w:t>-01-2025</w:t>
+            </w:r>
+          </w:p>
+          <w:p>
+            <w:pPr>
+              <w:rPr>
+                <w:b/>
+              </w:rPr>
+            </w:pPr>
+          </w:p>
+          <w:p>
+            <w:pPr>
+              <w:rPr>
+                <w:b/>
+              </w:rPr>
+            </w:pPr>
+          </w:p>
+        </w:tc>
+        <w:tc>
+          <w:tcPr>
+            <w:tcW w:w="1476" w:type="dxa"/>
+          </w:tcPr>
+          <w:p>
+            <w:pPr>
+              <w:rPr>
+                <w:sz w:val="20"/>
+                <w:szCs w:val="20"/>
+              </w:rPr>
+            </w:pPr>
+            <w:r>
+              <w:rPr>
+                <w:sz w:val="20"/>
+                <w:szCs w:val="20"/>
+              </w:rPr>
+              <w:t xml:space="preserve">Sprint nr.                      </w:t>
+            </w:r>
+          </w:p>
+          <w:p>
+            <w:pPr>
+              <w:rPr>
+                <w:b/>
+              </w:rPr>
+            </w:pPr>
+            <w:r>
+              <w:rPr>
+                <w:b/>
+              </w:rPr>
+              <w:t>5</w:t>
+            </w:r>
+          </w:p>
+        </w:tc>
+      </w:tr>
+      <w:tr>
+        <w:tc>
+          <w:tcPr>
+            <w:tcW w:w="8928" w:type="dxa"/>
+            <w:gridSpan w:val="3"/>
+          </w:tcPr>
+          <w:p>
+            <w:pPr>
+              <w:rPr>
+                <w:b/>
+              </w:rPr>
+            </w:pPr>
+            <w:r>
+              <w:rPr>
+                <w:b/>
+              </w:rPr>
+              <w:t xml:space="preserve">Wat ging </w:t>
+            </w:r>
+            <w:r>
+              <w:rPr>
+                <w:b/>
+              </w:rPr>
+              <w:t xml:space="preserve">allemaal </w:t>
+            </w:r>
+            <w:r>
+              <w:rPr>
+                <w:b/>
+              </w:rPr>
+              <w:t>goed?</w:t>
+            </w:r>
+          </w:p>
+          <w:p>
+            <w:pPr>
+              <w:rPr>
+                <w:b/>
+              </w:rPr>
+            </w:pPr>
+            <w:r>
+              <w:rPr>
+                <w:b/>
+              </w:rPr>
+              <w:t>Details van de bestaande paginas zijn gemaakt</w:t>
+            </w:r>
+          </w:p>
+          <w:p>
+            <w:pPr>
+              <w:rPr>
+                <w:b/>
+              </w:rPr>
+            </w:pPr>
+          </w:p>
+          <w:p>
+            <w:pPr>
+              <w:rPr>
+                <w:b/>
+              </w:rPr>
+            </w:pPr>
+          </w:p>
+          <w:p>
+            <w:pPr>
+              <w:rPr>
+                <w:b/>
+              </w:rPr>
+            </w:pPr>
+          </w:p>
+          <w:p>
+            <w:pPr>
+              <w:rPr>
+                <w:b/>
+              </w:rPr>
+            </w:pPr>
+          </w:p>
+          <w:p>
+            <w:pPr>
+              <w:rPr>
+                <w:b/>
+              </w:rPr>
+            </w:pPr>
+          </w:p>
+          <w:p>
+            <w:pPr>
+              <w:rPr>
+                <w:b/>
+              </w:rPr>
+            </w:pPr>
+          </w:p>
+        </w:tc>
+      </w:tr>
+      <w:tr>
+        <w:tc>
+          <w:tcPr>
+            <w:tcW w:w="8928" w:type="dxa"/>
+            <w:gridSpan w:val="3"/>
+          </w:tcPr>
+          <w:p>
+            <w:pPr>
+              <w:rPr>
+                <w:b/>
+              </w:rPr>
+            </w:pPr>
+            <w:r>
+              <w:rPr>
+                <w:b/>
+              </w:rPr>
+              <w:t>Wat kan beter?</w:t>
+            </w:r>
+          </w:p>
+          <w:p>
+            <w:pPr>
+              <w:rPr>
+                <w:b/>
+              </w:rPr>
+            </w:pPr>
+            <w:r>
+              <w:rPr>
+                <w:b/>
+              </w:rPr>
+              <w:t xml:space="preserve">De communicatie </w:t>
+            </w:r>
+            <w:r>
+              <w:rPr>
+                <w:b/>
+              </w:rPr>
+              <w:t>zit verbetering in alleen nog niet tip top</w:t>
+            </w:r>
+          </w:p>
+          <w:p>
+            <w:pPr>
+              <w:rPr>
+                <w:b/>
+              </w:rPr>
+            </w:pPr>
+          </w:p>
+          <w:p>
+            <w:pPr>
+              <w:rPr>
+                <w:b/>
+              </w:rPr>
+            </w:pPr>
+          </w:p>
+          <w:p>
+            <w:pPr>
+              <w:rPr>
+                <w:b/>
+              </w:rPr>
+            </w:pPr>
+          </w:p>
+          <w:p>
+            <w:pPr>
+              <w:rPr>
+                <w:b/>
+              </w:rPr>
+            </w:pPr>
+          </w:p>
+          <w:p>
+            <w:pPr>
+              <w:rPr>
+                <w:b/>
+              </w:rPr>
+            </w:pPr>
+          </w:p>
+        </w:tc>
+      </w:tr>
+    </w:tbl>
+    <w:p>
+      <w:pPr>
+        <w:rPr>
+          <w:b/>
+        </w:rPr>
+      </w:pPr>
+    </w:p>
+    <w:p>
+      <w:pPr>
+        <w:rPr>
+          <w:b/>
+        </w:rPr>
+      </w:pPr>
+    </w:p>
+    <w:p>
+      <w:pPr>
+        <w:rPr>
+          <w:b/>
+        </w:rPr>
+      </w:pPr>
+    </w:p>
+    <w:p>
+      <w:pPr>
+        <w:rPr>
+          <w:b/>
+        </w:rPr>
+      </w:pPr>
+    </w:p>
+    <w:p>
+      <w:pPr>
+        <w:rPr>
+          <w:b/>
+        </w:rPr>
+      </w:pPr>
+    </w:p>
+    <w:p>
+      <w:pPr>
+        <w:rPr>
+          <w:rFonts w:ascii="Tahoma" w:hAnsi="Tahoma" w:cs="Tahoma"/>
+          <w:b/>
+          <w:bCs/>
+          <w:sz w:val="52"/>
+          <w:szCs w:val="52"/>
+          <w:lang w:val="en-US"/>
+        </w:rPr>
+      </w:pPr>
+      <w:r>
+        <w:rPr>
+          <w:rFonts w:ascii="Tahoma" w:hAnsi="Tahoma" w:cs="Tahoma"/>
+          <w:b/>
+          <w:bCs/>
+          <w:sz w:val="52"/>
+          <w:szCs w:val="52"/>
+          <w:lang w:val="en-US"/>
+        </w:rPr>
+        <w:lastRenderedPageBreak/>
+        <w:t xml:space="preserve">Sprint </w:t>
+      </w:r>
+      <w:r>
+        <w:rPr>
+          <w:rFonts w:ascii="Tahoma" w:hAnsi="Tahoma" w:cs="Tahoma"/>
+          <w:b/>
+          <w:bCs/>
+          <w:sz w:val="52"/>
+          <w:szCs w:val="52"/>
+          <w:lang w:val="en-US"/>
+        </w:rPr>
+        <w:t>6</w:t>
+      </w:r>
+    </w:p>
+    <w:p>
+      <w:pPr>
+        <w:rPr>
+          <w:i/>
+        </w:rPr>
+      </w:pPr>
+      <w:r>
+        <w:rPr>
+          <w:i/>
+        </w:rPr>
+        <w:t xml:space="preserve">Vul in na elke </w:t>
+      </w:r>
+      <w:r>
+        <w:rPr>
+          <w:i/>
+        </w:rPr>
+        <w:t>Review</w:t>
+      </w:r>
+    </w:p>
+    <w:tbl>
+      <w:tblPr>
+        <w:tblStyle w:val="Tabelraster"/>
+        <w:tblW w:w="0" w:type="auto"/>
+        <w:tblLook w:val="04A0" w:firstRow="1" w:lastRow="0" w:firstColumn="1" w:lastColumn="0" w:noHBand="0" w:noVBand="1"/>
+      </w:tblPr>
+      <w:tblGrid>
+        <w:gridCol w:w="5778"/>
+        <w:gridCol w:w="1674"/>
+        <w:gridCol w:w="1476"/>
+      </w:tblGrid>
+      <w:tr>
+        <w:trPr>
+          <w:trHeight w:val="689"/>
+        </w:trPr>
+        <w:tc>
+          <w:tcPr>
+            <w:tcW w:w="5778" w:type="dxa"/>
+          </w:tcPr>
+          <w:p>
+            <w:pPr>
+              <w:rPr>
+                <w:b/>
+                <w:sz w:val="14"/>
+                <w:szCs w:val="14"/>
+              </w:rPr>
+            </w:pPr>
+            <w:r>
+              <w:rPr>
+                <w:i/>
+              </w:rPr>
+              <w:br w:type="page"/>
+            </w:r>
+          </w:p>
+          <w:p>
+            <w:pPr>
+              <w:rPr>
+                <w:b/>
+              </w:rPr>
+            </w:pPr>
+            <w:r>
+              <w:rPr>
+                <w:b/>
+                <w:sz w:val="40"/>
+                <w:szCs w:val="40"/>
+              </w:rPr>
+              <w:t>Sprint Re</w:t>
+            </w:r>
+            <w:r>
+              <w:rPr>
+                <w:b/>
+                <w:sz w:val="40"/>
+                <w:szCs w:val="40"/>
+              </w:rPr>
+              <w:t xml:space="preserve">view   </w:t>
+            </w:r>
+            <w:r>
+              <w:rPr>
+                <w:b/>
+                <w:sz w:val="40"/>
+                <w:szCs w:val="40"/>
+              </w:rPr>
+              <w:t xml:space="preserve"> </w:t>
+            </w:r>
+            <w:r>
+              <w:rPr>
+                <w:b/>
+                <w:i/>
+              </w:rPr>
+              <w:t xml:space="preserve">WAT </w:t>
+            </w:r>
+            <w:r>
+              <w:rPr>
+                <w:b/>
+                <w:i/>
+              </w:rPr>
+              <w:t xml:space="preserve">heeft het team </w:t>
+            </w:r>
+            <w:r>
+              <w:rPr>
+                <w:b/>
+                <w:i/>
+              </w:rPr>
+              <w:t>gedaan?</w:t>
+            </w:r>
+            <w:r>
+              <w:rPr>
+                <w:b/>
+                <w:sz w:val="40"/>
+                <w:szCs w:val="40"/>
+              </w:rPr>
+              <w:t xml:space="preserve">       </w:t>
+            </w:r>
+            <w:r>
+              <w:rPr>
+                <w:b/>
+              </w:rPr>
+              <w:t xml:space="preserve">                 </w:t>
+            </w:r>
+          </w:p>
+          <w:p>
+            <w:pPr>
+              <w:rPr>
+                <w:b/>
+              </w:rPr>
+            </w:pPr>
+          </w:p>
+        </w:tc>
+        <w:tc>
+          <w:tcPr>
+            <w:tcW w:w="1674" w:type="dxa"/>
+          </w:tcPr>
+          <w:p>
+            <w:pPr>
+              <w:rPr>
+                <w:sz w:val="20"/>
+                <w:szCs w:val="20"/>
+              </w:rPr>
+            </w:pPr>
+            <w:r>
+              <w:rPr>
+                <w:sz w:val="20"/>
+                <w:szCs w:val="20"/>
+              </w:rPr>
+              <w:t>Datum:</w:t>
+            </w:r>
+          </w:p>
+          <w:p>
+            <w:pPr>
+              <w:rPr>
+                <w:b/>
+              </w:rPr>
+            </w:pPr>
+            <w:r>
+              <w:rPr>
+                <w:b/>
+              </w:rPr>
+              <w:t>10</w:t>
+            </w:r>
+            <w:r>
+              <w:rPr>
+                <w:b/>
+              </w:rPr>
+              <w:t>-0</w:t>
+            </w:r>
+            <w:r>
+              <w:rPr>
+                <w:b/>
+              </w:rPr>
+              <w:t>2</w:t>
+            </w:r>
+            <w:r>
+              <w:rPr>
+                <w:b/>
+              </w:rPr>
+              <w:t>-2025</w:t>
+            </w:r>
+          </w:p>
+          <w:p>
+            <w:pPr>
+              <w:rPr>
+                <w:b/>
+              </w:rPr>
+            </w:pPr>
+          </w:p>
+        </w:tc>
+        <w:tc>
+          <w:tcPr>
+            <w:tcW w:w="1476" w:type="dxa"/>
+          </w:tcPr>
+          <w:p>
+            <w:pPr>
+              <w:rPr>
+                <w:sz w:val="20"/>
+                <w:szCs w:val="20"/>
+              </w:rPr>
+            </w:pPr>
+            <w:r>
+              <w:rPr>
+                <w:sz w:val="20"/>
+                <w:szCs w:val="20"/>
+              </w:rPr>
+              <w:t xml:space="preserve">Sprint nr.                      </w:t>
+            </w:r>
+          </w:p>
+          <w:p>
+            <w:pPr>
+              <w:rPr>
+                <w:b/>
+              </w:rPr>
+            </w:pPr>
+            <w:r>
+              <w:rPr>
+                <w:b/>
+              </w:rPr>
+              <w:t>6</w:t>
+            </w:r>
+          </w:p>
+        </w:tc>
+      </w:tr>
+      <w:tr>
+        <w:tc>
+          <w:tcPr>
+            <w:tcW w:w="8928" w:type="dxa"/>
+            <w:gridSpan w:val="3"/>
+          </w:tcPr>
+          <w:p>
+            <w:pPr>
+              <w:rPr>
+                <w:b/>
+              </w:rPr>
+            </w:pPr>
+            <w:r>
+              <w:rPr>
+                <w:b/>
+              </w:rPr>
+              <w:t xml:space="preserve">Aanwezig / Afwezig bij Review:     </w:t>
+            </w:r>
+            <w:r>
+              <w:rPr>
+                <w:b/>
+                <w:sz w:val="40"/>
+                <w:szCs w:val="40"/>
+              </w:rPr>
+              <w:t xml:space="preserve"> </w:t>
+            </w:r>
+            <w:r>
+              <w:rPr>
+                <w:b/>
+                <w:sz w:val="40"/>
+                <w:szCs w:val="40"/>
+              </w:rPr>
+              <w:t xml:space="preserve"> </w:t>
+            </w:r>
+            <w:r>
+              <w:rPr>
+                <w:b/>
+                <w:i/>
+              </w:rPr>
+              <w:t>We waren allebei aanwezig</w:t>
+            </w:r>
+          </w:p>
+        </w:tc>
+      </w:tr>
+      <w:tr>
+        <w:tc>
+          <w:tcPr>
+            <w:tcW w:w="8928" w:type="dxa"/>
+            <w:gridSpan w:val="3"/>
+          </w:tcPr>
+          <w:p>
+            <w:pPr>
+              <w:rPr>
+                <w:b/>
+              </w:rPr>
+            </w:pPr>
+            <w:r>
+              <w:rPr>
+                <w:b/>
+              </w:rPr>
+              <w:t>Welke user stories zijn deze sprint afgerond?</w:t>
+            </w:r>
+          </w:p>
+          <w:p>
+            <w:pPr>
+              <w:rPr>
+                <w:b/>
+              </w:rPr>
+            </w:pPr>
+            <w:r>
+              <w:rPr>
+                <w:b/>
+              </w:rPr>
+              <w:t>Alles is af behalve de word documenten en bepaalde javascript opdrachten</w:t>
+            </w:r>
+          </w:p>
+          <w:p>
+            <w:pPr>
+              <w:rPr>
+                <w:b/>
+              </w:rPr>
+            </w:pPr>
+          </w:p>
+          <w:p>
+            <w:pPr>
+              <w:rPr>
+                <w:b/>
+              </w:rPr>
+            </w:pPr>
+          </w:p>
+          <w:p>
+            <w:pPr>
+              <w:rPr>
+                <w:b/>
+              </w:rPr>
+            </w:pPr>
+          </w:p>
+          <w:p>
+            <w:pPr>
+              <w:rPr>
+                <w:b/>
+              </w:rPr>
+            </w:pPr>
+          </w:p>
+        </w:tc>
+      </w:tr>
+      <w:tr>
+        <w:tc>
+          <w:tcPr>
+            <w:tcW w:w="8928" w:type="dxa"/>
+            <w:gridSpan w:val="3"/>
+          </w:tcPr>
+          <w:p>
+            <w:pPr>
+              <w:rPr>
+                <w:b/>
+              </w:rPr>
+            </w:pPr>
+            <w:r>
+              <w:rPr>
+                <w:b/>
+              </w:rPr>
+              <w:t>Welke user stories zijn niet afgerond?</w:t>
+            </w:r>
+          </w:p>
+          <w:p>
+            <w:pPr>
+              <w:rPr>
+                <w:b/>
+              </w:rPr>
+            </w:pPr>
+            <w:r>
+              <w:rPr>
+                <w:b/>
+              </w:rPr>
+              <w:t>Javascript opdrachten</w:t>
+            </w:r>
+          </w:p>
+          <w:p>
+            <w:pPr>
+              <w:rPr>
+                <w:b/>
+              </w:rPr>
+            </w:pPr>
+          </w:p>
+          <w:p>
+            <w:pPr>
+              <w:rPr>
+                <w:b/>
+              </w:rPr>
+            </w:pPr>
+          </w:p>
+          <w:p>
+            <w:pPr>
+              <w:rPr>
+                <w:b/>
+              </w:rPr>
+            </w:pPr>
+          </w:p>
+        </w:tc>
+      </w:tr>
+      <w:tr>
+        <w:tc>
+          <w:tcPr>
+            <w:tcW w:w="8928" w:type="dxa"/>
+            <w:gridSpan w:val="3"/>
+          </w:tcPr>
+          <w:p>
+            <w:pPr>
+              <w:rPr>
+                <w:b/>
+              </w:rPr>
+            </w:pPr>
+            <w:r>
+              <w:rPr>
+                <w:b/>
+              </w:rPr>
+              <w:t>Hoe gaat het team dit verhelpen: a</w:t>
+            </w:r>
+            <w:r>
+              <w:rPr>
+                <w:b/>
+              </w:rPr>
+              <w:t>ctiepunt</w:t>
+            </w:r>
+            <w:r>
+              <w:rPr>
+                <w:b/>
+              </w:rPr>
+              <w:t xml:space="preserve"> en activiteiten</w:t>
+            </w:r>
+            <w:r>
+              <w:rPr>
+                <w:b/>
+              </w:rPr>
+              <w:t xml:space="preserve"> voor volgende Sprint</w:t>
+            </w:r>
+          </w:p>
+          <w:p>
+            <w:pPr>
+              <w:rPr>
+                <w:i/>
+              </w:rPr>
+            </w:pPr>
+            <w:r>
+              <w:rPr>
+                <w:i/>
+              </w:rPr>
+              <w:t>Beetje de details bij werken</w:t>
+            </w:r>
+          </w:p>
+          <w:p>
+            <w:pPr>
+              <w:rPr>
+                <w:b/>
+              </w:rPr>
+            </w:pPr>
+          </w:p>
+          <w:p>
+            <w:pPr>
+              <w:rPr>
+                <w:b/>
+              </w:rPr>
+            </w:pPr>
+          </w:p>
+          <w:p>
+            <w:pPr>
+              <w:rPr>
+                <w:b/>
+              </w:rPr>
+            </w:pPr>
+          </w:p>
+        </w:tc>
+      </w:tr>
+    </w:tbl>
+    <w:p>
+      <w:pPr>
+        <w:rPr>
+          <w:i/>
+        </w:rPr>
+      </w:pPr>
+    </w:p>
+    <w:p>
+      <w:pPr>
+        <w:rPr>
+          <w:i/>
+        </w:rPr>
+      </w:pPr>
+      <w:r>
+        <w:rPr>
+          <w:i/>
+        </w:rPr>
+        <w:t xml:space="preserve">Vul in na elke </w:t>
+      </w:r>
+      <w:r>
+        <w:rPr>
+          <w:i/>
+        </w:rPr>
+        <w:t>Retro</w:t>
+      </w:r>
+    </w:p>
+    <w:tbl>
+      <w:tblPr>
+        <w:tblStyle w:val="Tabelraster"/>
+        <w:tblW w:w="0" w:type="auto"/>
+        <w:tblLook w:val="04A0" w:firstRow="1" w:lastRow="0" w:firstColumn="1" w:lastColumn="0" w:noHBand="0" w:noVBand="1"/>
+      </w:tblPr>
+      <w:tblGrid>
+        <w:gridCol w:w="5778"/>
+        <w:gridCol w:w="1674"/>
+        <w:gridCol w:w="1476"/>
+      </w:tblGrid>
+      <w:tr>
+        <w:tc>
+          <w:tcPr>
+            <w:tcW w:w="5778" w:type="dxa"/>
+          </w:tcPr>
+          <w:p>
+            <w:pPr>
+              <w:rPr>
+                <w:b/>
+                <w:sz w:val="14"/>
+                <w:szCs w:val="14"/>
+              </w:rPr>
+            </w:pPr>
+          </w:p>
+          <w:p>
+            <w:pPr>
+              <w:rPr>
+                <w:b/>
+              </w:rPr>
+            </w:pPr>
+            <w:r>
+              <w:rPr>
+                <w:b/>
+                <w:sz w:val="40"/>
+                <w:szCs w:val="40"/>
+              </w:rPr>
+              <w:t>Sprint Re</w:t>
+            </w:r>
+            <w:r>
+              <w:rPr>
+                <w:b/>
+                <w:sz w:val="40"/>
+                <w:szCs w:val="40"/>
+              </w:rPr>
+              <w:t>tro</w:t>
+            </w:r>
+            <w:r>
+              <w:rPr>
+                <w:b/>
+                <w:sz w:val="40"/>
+                <w:szCs w:val="40"/>
+              </w:rPr>
+              <w:t xml:space="preserve">    </w:t>
+            </w:r>
+            <w:r>
+              <w:rPr>
+                <w:b/>
+                <w:i/>
+              </w:rPr>
+              <w:t>HOE</w:t>
+            </w:r>
+            <w:r>
+              <w:rPr>
+                <w:b/>
+                <w:i/>
+              </w:rPr>
+              <w:t xml:space="preserve"> heeft het team gewerkt</w:t>
+            </w:r>
+            <w:r>
+              <w:rPr>
+                <w:b/>
+              </w:rPr>
+              <w:t>?</w:t>
+            </w:r>
+            <w:r>
+              <w:rPr>
+                <w:b/>
+                <w:sz w:val="40"/>
+                <w:szCs w:val="40"/>
+              </w:rPr>
+              <w:t xml:space="preserve">       </w:t>
+            </w:r>
+            <w:r>
+              <w:rPr>
+                <w:b/>
+              </w:rPr>
+              <w:t xml:space="preserve">                 </w:t>
+            </w:r>
+          </w:p>
+          <w:p>
+            <w:pPr>
+              <w:rPr>
+                <w:b/>
+              </w:rPr>
+            </w:pPr>
+          </w:p>
+        </w:tc>
+        <w:tc>
+          <w:tcPr>
+            <w:tcW w:w="1674" w:type="dxa"/>
+          </w:tcPr>
+          <w:p>
+            <w:pPr>
+              <w:rPr>
+                <w:sz w:val="20"/>
+                <w:szCs w:val="20"/>
+              </w:rPr>
+            </w:pPr>
+            <w:r>
+              <w:rPr>
+                <w:sz w:val="20"/>
+                <w:szCs w:val="20"/>
+              </w:rPr>
+              <w:t>Datum:</w:t>
+            </w:r>
+          </w:p>
+          <w:p>
+            <w:pPr>
+              <w:rPr>
+                <w:b/>
+              </w:rPr>
+            </w:pPr>
+            <w:r>
+              <w:rPr>
+                <w:b/>
+              </w:rPr>
+              <w:t>10-02-2025</w:t>
+            </w:r>
+          </w:p>
+          <w:p>
+            <w:pPr>
+              <w:rPr>
+                <w:b/>
+              </w:rPr>
+            </w:pPr>
+          </w:p>
+          <w:p>
+            <w:pPr>
+              <w:rPr>
+                <w:b/>
+              </w:rPr>
+            </w:pPr>
+          </w:p>
+        </w:tc>
+        <w:tc>
+          <w:tcPr>
+            <w:tcW w:w="1476" w:type="dxa"/>
+          </w:tcPr>
+          <w:p>
+            <w:pPr>
+              <w:rPr>
+                <w:sz w:val="20"/>
+                <w:szCs w:val="20"/>
+              </w:rPr>
+            </w:pPr>
+            <w:r>
+              <w:rPr>
+                <w:sz w:val="20"/>
+                <w:szCs w:val="20"/>
+              </w:rPr>
+              <w:t xml:space="preserve">Sprint nr.                      </w:t>
+            </w:r>
+          </w:p>
+          <w:p>
+            <w:pPr>
+              <w:rPr>
+                <w:b/>
+              </w:rPr>
+            </w:pPr>
+            <w:r>
+              <w:rPr>
+                <w:b/>
+              </w:rPr>
+              <w:t>6s</w:t>
+            </w:r>
+          </w:p>
+        </w:tc>
+      </w:tr>
+      <w:tr>
+        <w:tc>
+          <w:tcPr>
+            <w:tcW w:w="8928" w:type="dxa"/>
+            <w:gridSpan w:val="3"/>
+          </w:tcPr>
+          <w:p>
+            <w:pPr>
+              <w:rPr>
+                <w:b/>
+              </w:rPr>
+            </w:pPr>
+            <w:r>
+              <w:rPr>
+                <w:b/>
+              </w:rPr>
+              <w:t xml:space="preserve">Wat ging </w:t>
+            </w:r>
+            <w:r>
+              <w:rPr>
+                <w:b/>
+              </w:rPr>
+              <w:t xml:space="preserve">allemaal </w:t>
+            </w:r>
+            <w:r>
+              <w:rPr>
+                <w:b/>
+              </w:rPr>
+              <w:t>goed?</w:t>
+            </w:r>
+          </w:p>
+          <w:p>
+            <w:pPr>
+              <w:rPr>
+                <w:b/>
+              </w:rPr>
+            </w:pPr>
+            <w:r>
+              <w:rPr>
+                <w:b/>
+              </w:rPr>
+              <w:t>Het richting afronding proces gaan</w:t>
+            </w:r>
+          </w:p>
+          <w:p>
+            <w:pPr>
+              <w:rPr>
+                <w:b/>
+              </w:rPr>
+            </w:pPr>
+          </w:p>
+          <w:p>
+            <w:pPr>
+              <w:rPr>
+                <w:b/>
+              </w:rPr>
+            </w:pPr>
+          </w:p>
+          <w:p>
+            <w:pPr>
+              <w:rPr>
+                <w:b/>
+              </w:rPr>
+            </w:pPr>
+          </w:p>
+          <w:p>
+            <w:pPr>
+              <w:rPr>
+                <w:b/>
+              </w:rPr>
+            </w:pPr>
+          </w:p>
+          <w:p>
+            <w:pPr>
+              <w:rPr>
+                <w:b/>
+              </w:rPr>
+            </w:pPr>
+          </w:p>
+          <w:p>
+            <w:pPr>
+              <w:rPr>
+                <w:b/>
+              </w:rPr>
+            </w:pPr>
+          </w:p>
+        </w:tc>
+      </w:tr>
+      <w:tr>
+        <w:tc>
+          <w:tcPr>
+            <w:tcW w:w="8928" w:type="dxa"/>
+            <w:gridSpan w:val="3"/>
+          </w:tcPr>
+          <w:p>
+            <w:pPr>
+              <w:rPr>
+                <w:b/>
+              </w:rPr>
+            </w:pPr>
+            <w:r>
+              <w:rPr>
+                <w:b/>
+              </w:rPr>
+              <w:t>Wat kan beter?</w:t>
+            </w:r>
+          </w:p>
+          <w:p>
+            <w:pPr>
+              <w:rPr>
+                <w:b/>
+              </w:rPr>
+            </w:pPr>
+            <w:r>
+              <w:rPr>
+                <w:b/>
+              </w:rPr>
+              <w:t xml:space="preserve">De communicatie </w:t>
+            </w:r>
+            <w:r>
+              <w:rPr>
+                <w:b/>
+              </w:rPr>
+              <w:t xml:space="preserve">is zeker verbetert </w:t>
+            </w:r>
           </w:p>
           <w:p>
             <w:pPr>
